--- a/python-agent/storage/resumes/1/customized/senior_software_engineer.docx
+++ b/python-agent/storage/resumes/1/customized/senior_software_engineer.docx
@@ -222,7 +222,7 @@
     </w:p>
     <w:p>
       <w:r>
-        <w:t>B.Tech in Computer Science and Engineering — Cochin University of Science and Technology (2014)</w:t>
+        <w:t>B.Tech in Computer Science and Engineering — Cochin University of Science and Technology (May 2014)</w:t>
       </w:r>
     </w:p>
     <w:sectPr>
